--- a/templates/one_row/00. В ШАБЛОН.docx
+++ b/templates/one_row/00. В ШАБЛОН.docx
@@ -367,77 +367,69 @@
       <w:pPr>
         <w:pStyle w:val="a5"/>
         <w:spacing w:line="276" w:lineRule="auto"/>
-        <w:jc w:val="right"/>
-        <w:rPr>
-          <w:rFonts w:ascii="Times New Roman" w:hAnsi="Times New Roman" w:cs="Times New Roman"/>
-          <w:b/>
-          <w:bCs/>
-          <w:color w:val="000000" w:themeColor="text1"/>
+        <w:ind w:firstLine="708"/>
+        <w:rPr>
+          <w:rFonts w:ascii="Times New Roman" w:hAnsi="Times New Roman" w:cs="Times New Roman"/>
+          <w:noProof/>
         </w:rPr>
       </w:pPr>
       <w:r>
         <w:rPr>
-          <w:rStyle w:val="a3"/>
-          <w:rFonts w:ascii="Times New Roman" w:hAnsi="Times New Roman" w:cs="Times New Roman"/>
-          <w:color w:val="000000" w:themeColor="text1"/>
-        </w:rPr>
-        <w:t>«___» ____________________20</w:t>
-      </w:r>
-      <w:r>
-        <w:rPr>
-          <w:rStyle w:val="a3"/>
-          <w:rFonts w:ascii="Times New Roman" w:hAnsi="Times New Roman" w:cs="Times New Roman"/>
-          <w:color w:val="000000" w:themeColor="text1"/>
-        </w:rPr>
-        <w:t>__</w:t>
-      </w:r>
-      <w:r>
-        <w:rPr>
-          <w:rStyle w:val="a3"/>
-          <w:rFonts w:ascii="Times New Roman" w:hAnsi="Times New Roman" w:cs="Times New Roman"/>
-          <w:color w:val="000000" w:themeColor="text1"/>
+          <w:rFonts w:ascii="Times New Roman" w:hAnsi="Times New Roman" w:cs="Times New Roman"/>
+          <w:noProof/>
+        </w:rPr>
+        <w:t xml:space="preserve">В соответствии с приказом директора </w:t>
+      </w:r>
+      <w:bookmarkStart w:id="0" w:name="_Hlk224051144"/>
+      <w:r>
+        <w:rPr>
+          <w:rFonts w:ascii="Times New Roman" w:hAnsi="Times New Roman" w:cs="Times New Roman"/>
+          <w:noProof/>
+        </w:rPr>
+        <w:t xml:space="preserve">ООО «УЦ «ТБ» от </w:t>
+      </w:r>
+      <w:r>
+        <w:rPr>
+          <w:rFonts w:ascii="Times New Roman" w:hAnsi="Times New Roman" w:cs="Times New Roman"/>
+          <w:noProof/>
+        </w:rPr>
+        <w:t>«10» марта 202</w:t>
+      </w:r>
+      <w:r>
+        <w:rPr>
+          <w:rFonts w:ascii="Times New Roman" w:hAnsi="Times New Roman" w:cs="Times New Roman"/>
+          <w:noProof/>
+        </w:rPr>
+        <w:t xml:space="preserve">6 </w:t>
+      </w:r>
+      <w:r>
+        <w:rPr>
+          <w:rFonts w:ascii="Times New Roman" w:hAnsi="Times New Roman" w:cs="Times New Roman"/>
+          <w:noProof/>
+        </w:rPr>
+        <w:t>г. № 5</w:t>
+      </w:r>
+      <w:r>
+        <w:rPr>
+          <w:rFonts w:ascii="Times New Roman" w:hAnsi="Times New Roman" w:cs="Times New Roman"/>
+          <w:noProof/>
+        </w:rPr>
+        <w:t>, комиссия</w:t>
+      </w:r>
+      <w:bookmarkEnd w:id="0"/>
+      <w:r>
+        <w:rPr>
+          <w:rFonts w:ascii="Times New Roman" w:hAnsi="Times New Roman" w:cs="Times New Roman"/>
+          <w:noProof/>
         </w:rPr>
         <w:t xml:space="preserve"> </w:t>
       </w:r>
       <w:r>
         <w:rPr>
-          <w:rStyle w:val="a3"/>
-          <w:rFonts w:ascii="Times New Roman" w:hAnsi="Times New Roman" w:cs="Times New Roman"/>
-          <w:color w:val="000000" w:themeColor="text1"/>
-        </w:rPr>
-        <w:t>г.</w:t>
-      </w:r>
-    </w:p>
-    <w:p>
-      <w:pPr>
-        <w:pStyle w:val="a5"/>
-        <w:spacing w:line="276" w:lineRule="auto"/>
-        <w:ind w:firstLine="708"/>
-        <w:rPr>
-          <w:rFonts w:ascii="Times New Roman" w:hAnsi="Times New Roman" w:cs="Times New Roman"/>
-          <w:noProof/>
-        </w:rPr>
-      </w:pPr>
-      <w:r>
-        <w:rPr>
-          <w:rFonts w:ascii="Times New Roman" w:hAnsi="Times New Roman" w:cs="Times New Roman"/>
-          <w:noProof/>
-        </w:rPr>
-        <w:t xml:space="preserve">В соответствии с приказом директора ООО «УЦ «ТБ» от </w:t>
-      </w:r>
-      <w:r>
-        <w:rPr>
-          <w:rFonts w:ascii="Times New Roman" w:hAnsi="Times New Roman" w:cs="Times New Roman"/>
-          <w:noProof/>
-        </w:rPr>
-        <w:t>«14» октября 2024г. №5</w:t>
-      </w:r>
-      <w:r>
-        <w:rPr>
-          <w:rFonts w:ascii="Times New Roman" w:hAnsi="Times New Roman" w:cs="Times New Roman"/>
-          <w:noProof/>
-        </w:rPr>
-        <w:t>, комиссия в составе:</w:t>
+          <w:rFonts w:ascii="Times New Roman" w:hAnsi="Times New Roman" w:cs="Times New Roman"/>
+          <w:noProof/>
+        </w:rPr>
+        <w:t>в составе:</w:t>
       </w:r>
     </w:p>
     <w:p/>
@@ -500,12 +492,21 @@
                 <w:lang w:eastAsia="en-US"/>
               </w:rPr>
             </w:pPr>
+            <w:proofErr w:type="spellStart"/>
             <w:r>
               <w:rPr>
                 <w:rFonts w:ascii="Times New Roman" w:hAnsi="Times New Roman" w:cs="Times New Roman"/>
                 <w:color w:val="000000"/>
               </w:rPr>
-              <w:t>Кавковская Наталия Викторовна</w:t>
+              <w:t>Кавковская</w:t>
+            </w:r>
+            <w:proofErr w:type="spellEnd"/>
+            <w:r>
+              <w:rPr>
+                <w:rFonts w:ascii="Times New Roman" w:hAnsi="Times New Roman" w:cs="Times New Roman"/>
+                <w:color w:val="000000"/>
+              </w:rPr>
+              <w:t xml:space="preserve"> Наталия Викторовна</w:t>
             </w:r>
           </w:p>
         </w:tc>
@@ -621,7 +622,7 @@
                 <w:rFonts w:ascii="Times New Roman" w:hAnsi="Times New Roman" w:cs="Times New Roman"/>
                 <w:color w:val="000000"/>
               </w:rPr>
-              <w:t>Якубенко Наталья Петровна</w:t>
+              <w:t>Мищенко Анастасия Геннадьевна</w:t>
             </w:r>
           </w:p>
         </w:tc>
@@ -671,7 +672,16 @@
                 <w:color w:val="000000"/>
                 <w:sz w:val="20"/>
               </w:rPr>
-              <w:t>Преподаватель ООО «Учебный центр «Техносферная безопасность»</w:t>
+              <w:t>Заместитель директора</w:t>
+            </w:r>
+            <w:r>
+              <w:rPr>
+                <w:bCs/>
+                <w:iCs/>
+                <w:color w:val="000000"/>
+                <w:sz w:val="20"/>
+              </w:rPr>
+              <w:t xml:space="preserve"> ООО «Учебный центр «Техносферная безопасность»</w:t>
             </w:r>
           </w:p>
         </w:tc>
@@ -709,7 +719,7 @@
                 <w:rFonts w:ascii="Times New Roman" w:hAnsi="Times New Roman" w:cs="Times New Roman"/>
                 <w:color w:val="000000"/>
               </w:rPr>
-              <w:t>Фомина Маргарита Ивановна</w:t>
+              <w:t>Козлов Роман Евгеньевич</w:t>
             </w:r>
           </w:p>
         </w:tc>
@@ -796,32 +806,42 @@
       <w:r>
         <w:rPr>
           <w:rFonts w:ascii="Times New Roman" w:hAnsi="Times New Roman" w:cs="Times New Roman"/>
-          <w:noProof/>
-        </w:rPr>
-        <w:t>провела проверку знани</w:t>
-      </w:r>
-      <w:r>
-        <w:rPr>
-          <w:rFonts w:ascii="Times New Roman" w:hAnsi="Times New Roman" w:cs="Times New Roman"/>
-          <w:noProof/>
-        </w:rPr>
-        <w:t>я</w:t>
-      </w:r>
-      <w:r>
-        <w:rPr>
-          <w:rFonts w:ascii="Times New Roman" w:hAnsi="Times New Roman" w:cs="Times New Roman"/>
-          <w:noProof/>
-        </w:rPr>
-        <w:t xml:space="preserve"> требований охраны труда работников по программе:</w:t>
-      </w:r>
-      <w:r>
-        <w:rPr>
-          <w:rFonts w:ascii="Times New Roman" w:hAnsi="Times New Roman" w:cs="Times New Roman"/>
           <w:b/>
+          <w:bCs/>
+          <w:noProof/>
+        </w:rPr>
+        <w:t>«_______»____________________20______ г.</w:t>
+      </w:r>
+      <w:r>
+        <w:rPr>
+          <w:rFonts w:ascii="Times New Roman" w:hAnsi="Times New Roman" w:cs="Times New Roman"/>
+          <w:noProof/>
+        </w:rPr>
+        <w:t> провела проверку знания требований охраны труда работников по программе:</w:t>
+      </w:r>
+      <w:r>
+        <w:rPr>
+          <w:rFonts w:ascii="Times New Roman" w:hAnsi="Times New Roman" w:cs="Times New Roman"/>
+          <w:noProof/>
+        </w:rPr>
+        <w:t>:</w:t>
+      </w:r>
+      <w:r>
+        <w:rPr>
+          <w:rFonts w:ascii="Times New Roman" w:hAnsi="Times New Roman" w:cs="Times New Roman"/>
+          <w:b/>
+          <w:noProof/>
+        </w:rPr>
+        <w:t xml:space="preserve"> </w:t>
+      </w:r>
+      <w:r>
+        <w:rPr>
+          <w:rFonts w:ascii="Times New Roman" w:hAnsi="Times New Roman" w:cs="Times New Roman"/>
+          <w:b/>
           <w:noProof/>
           <w:u w:val="single"/>
         </w:rPr>
-        <w:t xml:space="preserve"> «О</w:t>
+        <w:t>«О</w:t>
       </w:r>
       <w:r>
         <w:rPr>
@@ -921,7 +941,7 @@
     <w:p/>
     <w:tbl>
       <w:tblPr>
-        <w:tblW w:w="5295" w:type="pct"/>
+        <w:tblW w:w="4765" w:type="pct"/>
         <w:jc w:val="center"/>
         <w:tblCellMar>
           <w:top w:w="102" w:type="dxa"/>
@@ -932,13 +952,12 @@
         <w:tblLook w:val="0000" w:firstRow="0" w:lastRow="0" w:firstColumn="0" w:lastColumn="0" w:noHBand="0" w:noVBand="0"/>
       </w:tblPr>
       <w:tblGrid>
-        <w:gridCol w:w="1344"/>
+        <w:gridCol w:w="1346"/>
         <w:gridCol w:w="2059"/>
-        <w:gridCol w:w="1843"/>
+        <w:gridCol w:w="1844"/>
         <w:gridCol w:w="2333"/>
-        <w:gridCol w:w="2694"/>
-        <w:gridCol w:w="2062"/>
-        <w:gridCol w:w="1544"/>
+        <w:gridCol w:w="2693"/>
+        <w:gridCol w:w="2061"/>
         <w:gridCol w:w="1532"/>
       </w:tblGrid>
       <w:tr>
@@ -949,7 +968,7 @@
         </w:trPr>
         <w:tc>
           <w:tcPr>
-            <w:tcW w:w="436" w:type="pct"/>
+            <w:tcW w:w="485" w:type="pct"/>
             <w:tcBorders>
               <w:top w:val="single" w:sz="4" w:space="0" w:color="auto"/>
               <w:left w:val="single" w:sz="4" w:space="0" w:color="auto"/>
@@ -968,7 +987,7 @@
                 <w:szCs w:val="20"/>
               </w:rPr>
             </w:pPr>
-            <w:bookmarkStart w:id="0" w:name="_Hlk152921266"/>
+            <w:bookmarkStart w:id="1" w:name="_Hlk152921266"/>
             <w:r>
               <w:rPr>
                 <w:b/>
@@ -1001,7 +1020,7 @@
         </w:tc>
         <w:tc>
           <w:tcPr>
-            <w:tcW w:w="668" w:type="pct"/>
+            <w:tcW w:w="742" w:type="pct"/>
             <w:tcBorders>
               <w:top w:val="single" w:sz="4" w:space="0" w:color="auto"/>
               <w:left w:val="single" w:sz="4" w:space="0" w:color="auto"/>
@@ -1068,7 +1087,7 @@
         </w:tc>
         <w:tc>
           <w:tcPr>
-            <w:tcW w:w="598" w:type="pct"/>
+            <w:tcW w:w="665" w:type="pct"/>
             <w:tcBorders>
               <w:top w:val="single" w:sz="4" w:space="0" w:color="auto"/>
               <w:left w:val="single" w:sz="4" w:space="0" w:color="auto"/>
@@ -1115,7 +1134,7 @@
         </w:tc>
         <w:tc>
           <w:tcPr>
-            <w:tcW w:w="757" w:type="pct"/>
+            <w:tcW w:w="841" w:type="pct"/>
             <w:tcBorders>
               <w:top w:val="single" w:sz="4" w:space="0" w:color="auto"/>
               <w:left w:val="single" w:sz="4" w:space="0" w:color="auto"/>
@@ -1173,7 +1192,7 @@
         </w:tc>
         <w:tc>
           <w:tcPr>
-            <w:tcW w:w="874" w:type="pct"/>
+            <w:tcW w:w="971" w:type="pct"/>
             <w:tcBorders>
               <w:top w:val="single" w:sz="4" w:space="0" w:color="auto"/>
               <w:left w:val="single" w:sz="4" w:space="0" w:color="auto"/>
@@ -1222,7 +1241,7 @@
         </w:tc>
         <w:tc>
           <w:tcPr>
-            <w:tcW w:w="669" w:type="pct"/>
+            <w:tcW w:w="743" w:type="pct"/>
             <w:tcBorders>
               <w:top w:val="single" w:sz="4" w:space="0" w:color="auto"/>
               <w:left w:val="single" w:sz="4" w:space="0" w:color="auto"/>
@@ -1250,38 +1269,7 @@
         </w:tc>
         <w:tc>
           <w:tcPr>
-            <w:tcW w:w="501" w:type="pct"/>
-            <w:tcBorders>
-              <w:top w:val="single" w:sz="4" w:space="0" w:color="auto"/>
-              <w:left w:val="single" w:sz="4" w:space="0" w:color="auto"/>
-              <w:bottom w:val="single" w:sz="4" w:space="0" w:color="auto"/>
-              <w:right w:val="single" w:sz="4" w:space="0" w:color="auto"/>
-            </w:tcBorders>
-          </w:tcPr>
-          <w:p>
-            <w:pPr>
-              <w:pStyle w:val="ConsPlusNormal"/>
-              <w:jc w:val="center"/>
-              <w:rPr>
-                <w:b/>
-                <w:sz w:val="20"/>
-                <w:szCs w:val="20"/>
-              </w:rPr>
-            </w:pPr>
-            <w:r>
-              <w:rPr>
-                <w:b/>
-                <w:noProof/>
-                <w:sz w:val="20"/>
-                <w:szCs w:val="20"/>
-              </w:rPr>
-              <w:t>Дата проверки знания требований охраны труда</w:t>
-            </w:r>
-          </w:p>
-        </w:tc>
-        <w:tc>
-          <w:tcPr>
-            <w:tcW w:w="497" w:type="pct"/>
+            <w:tcW w:w="552" w:type="pct"/>
             <w:tcBorders>
               <w:top w:val="single" w:sz="4" w:space="0" w:color="auto"/>
               <w:left w:val="single" w:sz="4" w:space="0" w:color="auto"/>
@@ -1318,7 +1306,7 @@
         </w:trPr>
         <w:tc>
           <w:tcPr>
-            <w:tcW w:w="436" w:type="pct"/>
+            <w:tcW w:w="485" w:type="pct"/>
             <w:tcBorders>
               <w:top w:val="single" w:sz="4" w:space="0" w:color="auto"/>
               <w:left w:val="single" w:sz="4" w:space="0" w:color="auto"/>
@@ -1339,7 +1327,7 @@
         </w:tc>
         <w:tc>
           <w:tcPr>
-            <w:tcW w:w="668" w:type="pct"/>
+            <w:tcW w:w="742" w:type="pct"/>
             <w:tcBorders>
               <w:top w:val="single" w:sz="6" w:space="0" w:color="000000"/>
               <w:left w:val="single" w:sz="6" w:space="0" w:color="000000"/>
@@ -1361,7 +1349,7 @@
         </w:tc>
         <w:tc>
           <w:tcPr>
-            <w:tcW w:w="598" w:type="pct"/>
+            <w:tcW w:w="665" w:type="pct"/>
             <w:tcBorders>
               <w:top w:val="single" w:sz="6" w:space="0" w:color="000000"/>
               <w:left w:val="single" w:sz="6" w:space="0" w:color="CCCCCC"/>
@@ -1383,7 +1371,7 @@
         </w:tc>
         <w:tc>
           <w:tcPr>
-            <w:tcW w:w="757" w:type="pct"/>
+            <w:tcW w:w="841" w:type="pct"/>
             <w:tcBorders>
               <w:top w:val="single" w:sz="4" w:space="0" w:color="auto"/>
               <w:left w:val="single" w:sz="4" w:space="0" w:color="auto"/>
@@ -1409,7 +1397,7 @@
         </w:tc>
         <w:tc>
           <w:tcPr>
-            <w:tcW w:w="874" w:type="pct"/>
+            <w:tcW w:w="971" w:type="pct"/>
             <w:tcBorders>
               <w:top w:val="single" w:sz="4" w:space="0" w:color="auto"/>
               <w:left w:val="single" w:sz="4" w:space="0" w:color="auto"/>
@@ -1441,7 +1429,7 @@
         </w:tc>
         <w:tc>
           <w:tcPr>
-            <w:tcW w:w="669" w:type="pct"/>
+            <w:tcW w:w="743" w:type="pct"/>
             <w:tcBorders>
               <w:top w:val="single" w:sz="4" w:space="0" w:color="auto"/>
               <w:left w:val="single" w:sz="4" w:space="0" w:color="auto"/>
@@ -1473,28 +1461,7 @@
         </w:tc>
         <w:tc>
           <w:tcPr>
-            <w:tcW w:w="501" w:type="pct"/>
-            <w:tcBorders>
-              <w:top w:val="single" w:sz="4" w:space="0" w:color="auto"/>
-              <w:left w:val="single" w:sz="4" w:space="0" w:color="auto"/>
-              <w:bottom w:val="single" w:sz="4" w:space="0" w:color="auto"/>
-              <w:right w:val="single" w:sz="4" w:space="0" w:color="auto"/>
-            </w:tcBorders>
-            <w:vAlign w:val="center"/>
-          </w:tcPr>
-          <w:p>
-            <w:pPr>
-              <w:pStyle w:val="ConsPlusNormal"/>
-              <w:rPr>
-                <w:sz w:val="20"/>
-                <w:szCs w:val="20"/>
-              </w:rPr>
-            </w:pPr>
-          </w:p>
-        </w:tc>
-        <w:tc>
-          <w:tcPr>
-            <w:tcW w:w="497" w:type="pct"/>
+            <w:tcW w:w="552" w:type="pct"/>
             <w:tcBorders>
               <w:top w:val="single" w:sz="4" w:space="0" w:color="auto"/>
               <w:left w:val="single" w:sz="4" w:space="0" w:color="auto"/>
@@ -1551,7 +1518,7 @@
               <w:right w:val="nil"/>
             </w:tcBorders>
           </w:tcPr>
-          <w:bookmarkEnd w:id="0"/>
+          <w:bookmarkEnd w:id="1"/>
           <w:p>
             <w:pPr>
               <w:spacing w:line="240" w:lineRule="atLeast"/>
@@ -1657,12 +1624,21 @@
                 <w:rFonts w:ascii="Times New Roman" w:hAnsi="Times New Roman" w:cs="Times New Roman"/>
               </w:rPr>
             </w:pPr>
+            <w:proofErr w:type="spellStart"/>
             <w:r>
               <w:rPr>
                 <w:rFonts w:ascii="Times New Roman" w:hAnsi="Times New Roman" w:cs="Times New Roman"/>
                 <w:color w:val="000000"/>
               </w:rPr>
-              <w:t>Кавковская Наталия Викторовна</w:t>
+              <w:t>Кавковская</w:t>
+            </w:r>
+            <w:proofErr w:type="spellEnd"/>
+            <w:r>
+              <w:rPr>
+                <w:rFonts w:ascii="Times New Roman" w:hAnsi="Times New Roman" w:cs="Times New Roman"/>
+                <w:color w:val="000000"/>
+              </w:rPr>
+              <w:t xml:space="preserve"> Наталия Викторовна</w:t>
             </w:r>
           </w:p>
         </w:tc>
@@ -1900,7 +1876,14 @@
               <w:rPr>
                 <w:rFonts w:ascii="Times New Roman" w:hAnsi="Times New Roman" w:cs="Times New Roman"/>
               </w:rPr>
-              <w:t xml:space="preserve">                  Якубенко Наталья Петровна</w:t>
+              <w:t xml:space="preserve">                  </w:t>
+            </w:r>
+            <w:r>
+              <w:rPr>
+                <w:rFonts w:ascii="Times New Roman" w:hAnsi="Times New Roman" w:cs="Times New Roman"/>
+                <w:color w:val="000000"/>
+              </w:rPr>
+              <w:t>Мищенко Анастасия Геннадьевна</w:t>
             </w:r>
           </w:p>
         </w:tc>
@@ -2124,7 +2107,7 @@
                 <w:rFonts w:ascii="Times New Roman" w:hAnsi="Times New Roman" w:cs="Times New Roman"/>
                 <w:color w:val="000000"/>
               </w:rPr>
-              <w:t>Фомина Маргарита Ивановна</w:t>
+              <w:t xml:space="preserve">    Козлов Роман Евгеньевич</w:t>
             </w:r>
           </w:p>
         </w:tc>
@@ -3043,7 +3026,6 @@
   <w:style w:type="character" w:default="1" w:styleId="a0">
     <w:name w:val="Default Paragraph Font"/>
     <w:uiPriority w:val="1"/>
-    <w:semiHidden/>
     <w:unhideWhenUsed/>
   </w:style>
   <w:style w:type="table" w:default="1" w:styleId="a1">
